--- a/preview/docxs/35-backend-engineer.docx
+++ b/preview/docxs/35-backend-engineer.docx
@@ -508,7 +508,7 @@
         </w:rPr>
         <w:t xml:space="preserve">Demo: </w:t>
       </w:r>
-      <w:hyperlink w:history="1" r:id="rIdjy577xkue0tsaqjbp8w-z">
+      <w:hyperlink w:history="1" r:id="rIdbfjmxzb3pegjo6i3fu4lm">
         <w:r>
           <w:rPr>
             <w:color w:val="1d4ed8"/>
@@ -536,7 +536,7 @@
         </w:rPr>
         <w:t xml:space="preserve">Code: </w:t>
       </w:r>
-      <w:hyperlink w:history="1" r:id="rIdtdqf3a57ir0yqlmiyfr22">
+      <w:hyperlink w:history="1" r:id="rIdklncjmx9vc-hwi8ny9qfi">
         <w:r>
           <w:rPr>
             <w:color w:val="1d4ed8"/>
@@ -626,7 +626,7 @@
         </w:rPr>
         <w:t xml:space="preserve">Demo: </w:t>
       </w:r>
-      <w:hyperlink w:history="1" r:id="rIduks4-rqsfu9npjihrivqs">
+      <w:hyperlink w:history="1" r:id="rIdrecqw-hrwpcweb-l-3r-t">
         <w:r>
           <w:rPr>
             <w:color w:val="1d4ed8"/>
@@ -1060,7 +1060,7 @@
         </w:rPr>
         <w:t xml:space="preserve">Portfolio: </w:t>
       </w:r>
-      <w:hyperlink w:history="1" r:id="rIddjjzszqi9doqjzf_4-jpx">
+      <w:hyperlink w:history="1" r:id="rIdfs51gbz1k20dazopiaswf">
         <w:r>
           <w:rPr>
             <w:color w:val="1d4ed8"/>
